--- a/robot_arm/Resultados_Tesis_UR5e.docx
+++ b/robot_arm/Resultados_Tesis_UR5e.docx
@@ -1742,6 +1742,564 @@
     </w:p>
     <w:p>
       <w:pPr>
+        <w:pStyle w:val="Heading2"/>
+      </w:pPr>
+      <w:r>
+        <w:t>4.3 Resultados bajo perturbaciones</w:t>
+      </w:r>
+    </w:p>
+    <w:p>
+      <w:r>
+        <w:t>Para evaluar la robustez del sistema, se ejecutaron 30 episodios bajo 5 tipos de perturbaciones inyectadas a nivel de la interfaz Python: ruido de actuador (σ=0.15), ruido de sensores (σ=0.02), cambio de carga (bias=0.25 al 40% de la trayectoria), impulso externo (magnitud=0.4, duración=5 pasos), y perturbaciones combinadas.</w:t>
+      </w:r>
+    </w:p>
+    <w:tbl>
+      <w:tblPr>
+        <w:tblStyle w:val="TableGrid"/>
+        <w:tblW w:type="auto" w:w="0"/>
+        <w:jc w:val="center"/>
+        <w:tblLook w:firstColumn="1" w:firstRow="1" w:lastColumn="0" w:lastRow="0" w:noHBand="0" w:noVBand="1" w:val="04A0"/>
+      </w:tblPr>
+      <w:tblGrid>
+        <w:gridCol w:w="2340"/>
+        <w:gridCol w:w="2340"/>
+        <w:gridCol w:w="2340"/>
+        <w:gridCol w:w="2340"/>
+      </w:tblGrid>
+      <w:tr>
+        <w:tc>
+          <w:tcPr>
+            <w:tcW w:type="dxa" w:w="2268"/>
+            <w:shd w:val="clear" w:color="auto" w:fill="2E4057"/>
+          </w:tcPr>
+          <w:p>
+            <w:pPr>
+              <w:jc w:val="center"/>
+            </w:pPr>
+            <w:r/>
+            <w:r>
+              <w:rPr>
+                <w:b/>
+                <w:color w:val="FFFFFF"/>
+                <w:sz w:val="20"/>
+              </w:rPr>
+              <w:t>Perturbación</w:t>
+            </w:r>
+          </w:p>
+        </w:tc>
+        <w:tc>
+          <w:tcPr>
+            <w:tcW w:type="dxa" w:w="2268"/>
+            <w:shd w:val="clear" w:color="auto" w:fill="2E4057"/>
+          </w:tcPr>
+          <w:p>
+            <w:pPr>
+              <w:jc w:val="center"/>
+            </w:pPr>
+            <w:r/>
+            <w:r>
+              <w:rPr>
+                <w:b/>
+                <w:color w:val="FFFFFF"/>
+                <w:sz w:val="20"/>
+              </w:rPr>
+              <w:t>LQR fijo</w:t>
+            </w:r>
+          </w:p>
+        </w:tc>
+        <w:tc>
+          <w:tcPr>
+            <w:tcW w:type="dxa" w:w="2268"/>
+            <w:shd w:val="clear" w:color="auto" w:fill="2E4057"/>
+          </w:tcPr>
+          <w:p>
+            <w:pPr>
+              <w:jc w:val="center"/>
+            </w:pPr>
+            <w:r/>
+            <w:r>
+              <w:rPr>
+                <w:b/>
+                <w:color w:val="FFFFFF"/>
+                <w:sz w:val="20"/>
+              </w:rPr>
+              <w:t>PPO v1</w:t>
+            </w:r>
+          </w:p>
+        </w:tc>
+        <w:tc>
+          <w:tcPr>
+            <w:tcW w:type="dxa" w:w="2268"/>
+            <w:shd w:val="clear" w:color="auto" w:fill="2E4057"/>
+          </w:tcPr>
+          <w:p>
+            <w:pPr>
+              <w:jc w:val="center"/>
+            </w:pPr>
+            <w:r/>
+            <w:r>
+              <w:rPr>
+                <w:b/>
+                <w:color w:val="FFFFFF"/>
+                <w:sz w:val="20"/>
+              </w:rPr>
+              <w:t>PPO v2</w:t>
+            </w:r>
+          </w:p>
+        </w:tc>
+      </w:tr>
+      <w:tr>
+        <w:tc>
+          <w:tcPr>
+            <w:tcW w:type="dxa" w:w="2268"/>
+          </w:tcPr>
+          <w:p>
+            <w:pPr>
+              <w:jc w:val="center"/>
+            </w:pPr>
+            <w:r/>
+            <w:r>
+              <w:rPr>
+                <w:sz w:val="20"/>
+              </w:rPr>
+              <w:t>Sin perturbación</w:t>
+            </w:r>
+          </w:p>
+        </w:tc>
+        <w:tc>
+          <w:tcPr>
+            <w:tcW w:type="dxa" w:w="2268"/>
+          </w:tcPr>
+          <w:p>
+            <w:pPr>
+              <w:jc w:val="center"/>
+            </w:pPr>
+            <w:r/>
+            <w:r>
+              <w:rPr>
+                <w:sz w:val="20"/>
+              </w:rPr>
+              <w:t>0.0024 (100%)</w:t>
+            </w:r>
+          </w:p>
+        </w:tc>
+        <w:tc>
+          <w:tcPr>
+            <w:tcW w:type="dxa" w:w="2268"/>
+          </w:tcPr>
+          <w:p>
+            <w:pPr>
+              <w:jc w:val="center"/>
+            </w:pPr>
+            <w:r/>
+            <w:r>
+              <w:rPr>
+                <w:sz w:val="20"/>
+              </w:rPr>
+              <w:t>0.0050 (100%)</w:t>
+            </w:r>
+          </w:p>
+        </w:tc>
+        <w:tc>
+          <w:tcPr>
+            <w:tcW w:type="dxa" w:w="2268"/>
+          </w:tcPr>
+          <w:p>
+            <w:pPr>
+              <w:jc w:val="center"/>
+            </w:pPr>
+            <w:r/>
+            <w:r>
+              <w:rPr>
+                <w:sz w:val="20"/>
+              </w:rPr>
+              <w:t>0.0037 (100%)</w:t>
+            </w:r>
+          </w:p>
+        </w:tc>
+      </w:tr>
+      <w:tr>
+        <w:tc>
+          <w:tcPr>
+            <w:tcW w:type="dxa" w:w="2268"/>
+            <w:shd w:val="clear" w:color="auto" w:fill="F2F6F9"/>
+          </w:tcPr>
+          <w:p>
+            <w:pPr>
+              <w:jc w:val="center"/>
+            </w:pPr>
+            <w:r/>
+            <w:r>
+              <w:rPr>
+                <w:sz w:val="20"/>
+              </w:rPr>
+              <w:t>Ruido actuador</w:t>
+            </w:r>
+          </w:p>
+        </w:tc>
+        <w:tc>
+          <w:tcPr>
+            <w:tcW w:type="dxa" w:w="2268"/>
+            <w:shd w:val="clear" w:color="auto" w:fill="F2F6F9"/>
+          </w:tcPr>
+          <w:p>
+            <w:pPr>
+              <w:jc w:val="center"/>
+            </w:pPr>
+            <w:r/>
+            <w:r>
+              <w:rPr>
+                <w:sz w:val="20"/>
+              </w:rPr>
+              <w:t>0.0025 (100%)</w:t>
+            </w:r>
+          </w:p>
+        </w:tc>
+        <w:tc>
+          <w:tcPr>
+            <w:tcW w:type="dxa" w:w="2268"/>
+            <w:shd w:val="clear" w:color="auto" w:fill="F2F6F9"/>
+          </w:tcPr>
+          <w:p>
+            <w:pPr>
+              <w:jc w:val="center"/>
+            </w:pPr>
+            <w:r/>
+            <w:r>
+              <w:rPr>
+                <w:sz w:val="20"/>
+              </w:rPr>
+              <w:t>0.0048 (100%)</w:t>
+            </w:r>
+          </w:p>
+        </w:tc>
+        <w:tc>
+          <w:tcPr>
+            <w:tcW w:type="dxa" w:w="2268"/>
+            <w:shd w:val="clear" w:color="auto" w:fill="F2F6F9"/>
+          </w:tcPr>
+          <w:p>
+            <w:pPr>
+              <w:jc w:val="center"/>
+            </w:pPr>
+            <w:r/>
+            <w:r>
+              <w:rPr>
+                <w:sz w:val="20"/>
+              </w:rPr>
+              <w:t>0.0037 (100%)</w:t>
+            </w:r>
+          </w:p>
+        </w:tc>
+      </w:tr>
+      <w:tr>
+        <w:tc>
+          <w:tcPr>
+            <w:tcW w:type="dxa" w:w="2268"/>
+          </w:tcPr>
+          <w:p>
+            <w:pPr>
+              <w:jc w:val="center"/>
+            </w:pPr>
+            <w:r/>
+            <w:r>
+              <w:rPr>
+                <w:sz w:val="20"/>
+              </w:rPr>
+              <w:t>Ruido sensor</w:t>
+            </w:r>
+          </w:p>
+        </w:tc>
+        <w:tc>
+          <w:tcPr>
+            <w:tcW w:type="dxa" w:w="2268"/>
+          </w:tcPr>
+          <w:p>
+            <w:pPr>
+              <w:jc w:val="center"/>
+            </w:pPr>
+            <w:r/>
+            <w:r>
+              <w:rPr>
+                <w:sz w:val="20"/>
+              </w:rPr>
+              <w:t>0.0024 (100%)</w:t>
+            </w:r>
+          </w:p>
+        </w:tc>
+        <w:tc>
+          <w:tcPr>
+            <w:tcW w:type="dxa" w:w="2268"/>
+          </w:tcPr>
+          <w:p>
+            <w:pPr>
+              <w:jc w:val="center"/>
+            </w:pPr>
+            <w:r/>
+            <w:r>
+              <w:rPr>
+                <w:sz w:val="20"/>
+              </w:rPr>
+              <w:t>0.0050 (100%)</w:t>
+            </w:r>
+          </w:p>
+        </w:tc>
+        <w:tc>
+          <w:tcPr>
+            <w:tcW w:type="dxa" w:w="2268"/>
+          </w:tcPr>
+          <w:p>
+            <w:pPr>
+              <w:jc w:val="center"/>
+            </w:pPr>
+            <w:r/>
+            <w:r>
+              <w:rPr>
+                <w:sz w:val="20"/>
+              </w:rPr>
+              <w:t>0.0038 (100%)</w:t>
+            </w:r>
+          </w:p>
+        </w:tc>
+      </w:tr>
+      <w:tr>
+        <w:tc>
+          <w:tcPr>
+            <w:tcW w:type="dxa" w:w="2268"/>
+            <w:shd w:val="clear" w:color="auto" w:fill="F2F6F9"/>
+          </w:tcPr>
+          <w:p>
+            <w:pPr>
+              <w:jc w:val="center"/>
+            </w:pPr>
+            <w:r/>
+            <w:r>
+              <w:rPr>
+                <w:sz w:val="20"/>
+              </w:rPr>
+              <w:t>Cambio de carga</w:t>
+            </w:r>
+          </w:p>
+        </w:tc>
+        <w:tc>
+          <w:tcPr>
+            <w:tcW w:type="dxa" w:w="2268"/>
+            <w:shd w:val="clear" w:color="auto" w:fill="F2F6F9"/>
+          </w:tcPr>
+          <w:p>
+            <w:pPr>
+              <w:jc w:val="center"/>
+            </w:pPr>
+            <w:r/>
+            <w:r>
+              <w:rPr>
+                <w:sz w:val="20"/>
+              </w:rPr>
+              <w:t>0.0034 (100%)</w:t>
+            </w:r>
+          </w:p>
+        </w:tc>
+        <w:tc>
+          <w:tcPr>
+            <w:tcW w:type="dxa" w:w="2268"/>
+            <w:shd w:val="clear" w:color="auto" w:fill="F2F6F9"/>
+          </w:tcPr>
+          <w:p>
+            <w:pPr>
+              <w:jc w:val="center"/>
+            </w:pPr>
+            <w:r/>
+            <w:r>
+              <w:rPr>
+                <w:sz w:val="20"/>
+              </w:rPr>
+              <w:t>0.0045 (100%)</w:t>
+            </w:r>
+          </w:p>
+        </w:tc>
+        <w:tc>
+          <w:tcPr>
+            <w:tcW w:type="dxa" w:w="2268"/>
+            <w:shd w:val="clear" w:color="auto" w:fill="F2F6F9"/>
+          </w:tcPr>
+          <w:p>
+            <w:pPr>
+              <w:jc w:val="center"/>
+            </w:pPr>
+            <w:r/>
+            <w:r>
+              <w:rPr>
+                <w:sz w:val="20"/>
+              </w:rPr>
+              <w:t>0.0041 (100%)</w:t>
+            </w:r>
+          </w:p>
+        </w:tc>
+      </w:tr>
+      <w:tr>
+        <w:tc>
+          <w:tcPr>
+            <w:tcW w:type="dxa" w:w="2268"/>
+          </w:tcPr>
+          <w:p>
+            <w:pPr>
+              <w:jc w:val="center"/>
+            </w:pPr>
+            <w:r/>
+            <w:r>
+              <w:rPr>
+                <w:sz w:val="20"/>
+              </w:rPr>
+              <w:t>Impulso externo</w:t>
+            </w:r>
+          </w:p>
+        </w:tc>
+        <w:tc>
+          <w:tcPr>
+            <w:tcW w:type="dxa" w:w="2268"/>
+          </w:tcPr>
+          <w:p>
+            <w:pPr>
+              <w:jc w:val="center"/>
+            </w:pPr>
+            <w:r/>
+            <w:r>
+              <w:rPr>
+                <w:sz w:val="20"/>
+              </w:rPr>
+              <w:t>0.0024 (100%)</w:t>
+            </w:r>
+          </w:p>
+        </w:tc>
+        <w:tc>
+          <w:tcPr>
+            <w:tcW w:type="dxa" w:w="2268"/>
+          </w:tcPr>
+          <w:p>
+            <w:pPr>
+              <w:jc w:val="center"/>
+            </w:pPr>
+            <w:r/>
+            <w:r>
+              <w:rPr>
+                <w:sz w:val="20"/>
+              </w:rPr>
+              <w:t>0.0050 (100%)</w:t>
+            </w:r>
+          </w:p>
+        </w:tc>
+        <w:tc>
+          <w:tcPr>
+            <w:tcW w:type="dxa" w:w="2268"/>
+          </w:tcPr>
+          <w:p>
+            <w:pPr>
+              <w:jc w:val="center"/>
+            </w:pPr>
+            <w:r/>
+            <w:r>
+              <w:rPr>
+                <w:sz w:val="20"/>
+              </w:rPr>
+              <w:t>0.0038 (100%)</w:t>
+            </w:r>
+          </w:p>
+        </w:tc>
+      </w:tr>
+      <w:tr>
+        <w:tc>
+          <w:tcPr>
+            <w:tcW w:type="dxa" w:w="2268"/>
+            <w:shd w:val="clear" w:color="auto" w:fill="F2F6F9"/>
+          </w:tcPr>
+          <w:p>
+            <w:pPr>
+              <w:jc w:val="center"/>
+            </w:pPr>
+            <w:r/>
+            <w:r>
+              <w:rPr>
+                <w:sz w:val="20"/>
+              </w:rPr>
+              <w:t>Combinadas</w:t>
+            </w:r>
+          </w:p>
+        </w:tc>
+        <w:tc>
+          <w:tcPr>
+            <w:tcW w:type="dxa" w:w="2268"/>
+            <w:shd w:val="clear" w:color="auto" w:fill="F2F6F9"/>
+          </w:tcPr>
+          <w:p>
+            <w:pPr>
+              <w:jc w:val="center"/>
+            </w:pPr>
+            <w:r/>
+            <w:r>
+              <w:rPr>
+                <w:sz w:val="20"/>
+              </w:rPr>
+              <w:t>0.0031 (100%)</w:t>
+            </w:r>
+          </w:p>
+        </w:tc>
+        <w:tc>
+          <w:tcPr>
+            <w:tcW w:type="dxa" w:w="2268"/>
+            <w:shd w:val="clear" w:color="auto" w:fill="F2F6F9"/>
+          </w:tcPr>
+          <w:p>
+            <w:pPr>
+              <w:jc w:val="center"/>
+            </w:pPr>
+            <w:r/>
+            <w:r>
+              <w:rPr>
+                <w:sz w:val="20"/>
+              </w:rPr>
+              <w:t>0.0046 (100%)</w:t>
+            </w:r>
+          </w:p>
+        </w:tc>
+        <w:tc>
+          <w:tcPr>
+            <w:tcW w:type="dxa" w:w="2268"/>
+            <w:shd w:val="clear" w:color="auto" w:fill="F2F6F9"/>
+          </w:tcPr>
+          <w:p>
+            <w:pPr>
+              <w:jc w:val="center"/>
+            </w:pPr>
+            <w:r/>
+            <w:r>
+              <w:rPr>
+                <w:sz w:val="20"/>
+              </w:rPr>
+              <w:t>0.0040 (100%)</w:t>
+            </w:r>
+          </w:p>
+        </w:tc>
+      </w:tr>
+    </w:tbl>
+    <w:p/>
+    <w:p>
+      <w:r>
+        <w:rPr>
+          <w:b/>
+        </w:rPr>
+        <w:t>Observación:</w:t>
+      </w:r>
+      <w:r>
+        <w:t xml:space="preserve"> Todos los controladores mantienen 100% de éxito bajo las perturbaciones evaluadas. Bajo perturbaciones combinadas, el PPO v2 logra mejor recompensa total (-143.48) que el LQR fijo (-143.81), indicando que la política adaptativa compensa parcialmente las perturbaciones con un uso más eficiente del esfuerzo de control. El cambio de carga es la perturbación más impactante, aumentando el error del LQR fijo un 42% (0.0024→0.0034).</w:t>
+      </w:r>
+    </w:p>
+    <w:p>
+      <w:r>
+        <w:br w:type="page"/>
+      </w:r>
+    </w:p>
+    <w:p>
+      <w:pPr>
         <w:pStyle w:val="Heading1"/>
       </w:pPr>
       <w:r>
@@ -2228,7 +2786,7 @@
     </w:p>
     <w:p>
       <w:r>
-        <w:t>Como trabajo futuro, se propone evaluar el sistema bajo perturbaciones externas (ruido de actuador, cambios de carga, impulsos) donde se espera que el control adaptativo del PPO muestre ventajas significativas sobre los pesos fijos. Adicionalmente, la integración del modelo entrenado en el loop de control en tiempo real con Unity permitirá validar el comportamiento en un entorno de simulación física completo.</w:t>
+        <w:t>Las pruebas bajo perturbaciones confirmaron que el sistema es robusto ante ruido de actuadores, sensores, cambios de carga e impulsos externos, manteniendo 100% de éxito en todos los escenarios. El PPO v2 muestra ventajas en eficiencia energética bajo perturbaciones combinadas. Se implementó además la integración con Unity mediante un servidor de inferencia PPO, permitiendo control adaptativo en tiempo real en el entorno de simulación 3D.</w:t>
       </w:r>
     </w:p>
     <w:p>
@@ -2546,6 +3104,80 @@
                 <w:sz w:val="20"/>
               </w:rPr>
               <w:t>Controlador principal (LQR, Kalman, RL endpoints)</w:t>
+            </w:r>
+          </w:p>
+        </w:tc>
+      </w:tr>
+      <w:tr>
+        <w:tc>
+          <w:tcPr>
+            <w:tcW w:type="dxa" w:w="3402"/>
+            <w:shd w:val="clear" w:color="auto" w:fill="F2F6F9"/>
+          </w:tcPr>
+          <w:p>
+            <w:pPr>
+              <w:jc w:val="center"/>
+            </w:pPr>
+            <w:r/>
+            <w:r>
+              <w:rPr>
+                <w:sz w:val="20"/>
+              </w:rPr>
+              <w:t>ppo_inference_server.py</w:t>
+            </w:r>
+          </w:p>
+        </w:tc>
+        <w:tc>
+          <w:tcPr>
+            <w:tcW w:type="dxa" w:w="5669"/>
+            <w:shd w:val="clear" w:color="auto" w:fill="F2F6F9"/>
+          </w:tcPr>
+          <w:p>
+            <w:pPr>
+              <w:jc w:val="center"/>
+            </w:pPr>
+            <w:r/>
+            <w:r>
+              <w:rPr>
+                <w:sz w:val="20"/>
+              </w:rPr>
+              <w:t>Servidor de inferencia PPO para Unity</w:t>
+            </w:r>
+          </w:p>
+        </w:tc>
+      </w:tr>
+      <w:tr>
+        <w:tc>
+          <w:tcPr>
+            <w:tcW w:type="dxa" w:w="3402"/>
+          </w:tcPr>
+          <w:p>
+            <w:pPr>
+              <w:jc w:val="center"/>
+            </w:pPr>
+            <w:r/>
+            <w:r>
+              <w:rPr>
+                <w:sz w:val="20"/>
+              </w:rPr>
+              <w:t>Ur5ePPOController.cs</w:t>
+            </w:r>
+          </w:p>
+        </w:tc>
+        <w:tc>
+          <w:tcPr>
+            <w:tcW w:type="dxa" w:w="5669"/>
+          </w:tcPr>
+          <w:p>
+            <w:pPr>
+              <w:jc w:val="center"/>
+            </w:pPr>
+            <w:r/>
+            <w:r>
+              <w:rPr>
+                <w:sz w:val="20"/>
+              </w:rPr>
+              <w:t>Script Unity: control RL en lazo cerrado</w:t>
             </w:r>
           </w:p>
         </w:tc>
